--- a/data/outputs/v2/Core_Mathematics/SS2.4_Trigonometry_1/quiz/Core_Mathematics_G10_SS2.4_Trigonometry_1_L1_AnswerKey.docx
+++ b/data/outputs/v2/Core_Mathematics/SS2.4_Trigonometry_1/quiz/Core_Mathematics_G10_SS2.4_Trigonometry_1_L1_AnswerKey.docx
@@ -1405,7 +1405,7 @@
         </w:rPr>
         <w:t xml:space="preserve">© 2026 SeaVuria and ARES. Aligned with KICD objectives. Developed by SeaVuria; technical implementation by ARES (with AI assistance from Claude). Licensed under </w:t>
       </w:r>
-      <w:hyperlink w:history="1" r:id="rId4h6ay0vlnzzozc65dtnh4">
+      <w:hyperlink w:history="1" r:id="rId2q2thpck8z374_nlbiu5k">
         <w:r>
           <w:rPr>
             <w:rFonts w:ascii="Arial" w:cs="Arial" w:eastAsia="Arial" w:hAnsi="Arial"/>
@@ -1426,7 +1426,7 @@
         </w:rPr>
         <w:t xml:space="preserve"> (</w:t>
       </w:r>
-      <w:hyperlink w:history="1" r:id="rId_fpacpn4lu_xtbrv9refx">
+      <w:hyperlink w:history="1" r:id="rIdt6vs1kzhastrjwyf4quw_">
         <w:r>
           <w:rPr>
             <w:rFonts w:ascii="Arial" w:cs="Arial" w:eastAsia="Arial" w:hAnsi="Arial"/>

--- a/data/outputs/v2/Core_Mathematics/SS2.4_Trigonometry_1/quiz/Core_Mathematics_G10_SS2.4_Trigonometry_1_L1_AnswerKey.docx
+++ b/data/outputs/v2/Core_Mathematics/SS2.4_Trigonometry_1/quiz/Core_Mathematics_G10_SS2.4_Trigonometry_1_L1_AnswerKey.docx
@@ -1405,7 +1405,7 @@
         </w:rPr>
         <w:t xml:space="preserve">© 2026 SeaVuria and ARES. Aligned with KICD objectives. Developed by SeaVuria; technical implementation by ARES (with AI assistance from Claude). Licensed under </w:t>
       </w:r>
-      <w:hyperlink w:history="1" r:id="rId2q2thpck8z374_nlbiu5k">
+      <w:hyperlink w:history="1" r:id="rIdgeazvfbemnjf_qckbb2pr">
         <w:r>
           <w:rPr>
             <w:rFonts w:ascii="Arial" w:cs="Arial" w:eastAsia="Arial" w:hAnsi="Arial"/>
@@ -1426,7 +1426,7 @@
         </w:rPr>
         <w:t xml:space="preserve"> (</w:t>
       </w:r>
-      <w:hyperlink w:history="1" r:id="rIdt6vs1kzhastrjwyf4quw_">
+      <w:hyperlink w:history="1" r:id="rIdihga_ohpdfg3jtizfl5vw">
         <w:r>
           <w:rPr>
             <w:rFonts w:ascii="Arial" w:cs="Arial" w:eastAsia="Arial" w:hAnsi="Arial"/>

--- a/data/outputs/v2/Core_Mathematics/SS2.4_Trigonometry_1/quiz/Core_Mathematics_G10_SS2.4_Trigonometry_1_L1_AnswerKey.docx
+++ b/data/outputs/v2/Core_Mathematics/SS2.4_Trigonometry_1/quiz/Core_Mathematics_G10_SS2.4_Trigonometry_1_L1_AnswerKey.docx
@@ -1405,7 +1405,7 @@
         </w:rPr>
         <w:t xml:space="preserve">© 2026 SeaVuria and ARES. Aligned with KICD objectives. Developed by SeaVuria; technical implementation by ARES (with AI assistance from Claude). Licensed under </w:t>
       </w:r>
-      <w:hyperlink w:history="1" r:id="rIdgeazvfbemnjf_qckbb2pr">
+      <w:hyperlink w:history="1" r:id="rIddknu7mlp3gpozzsltqd7r">
         <w:r>
           <w:rPr>
             <w:rFonts w:ascii="Arial" w:cs="Arial" w:eastAsia="Arial" w:hAnsi="Arial"/>
@@ -1426,7 +1426,7 @@
         </w:rPr>
         <w:t xml:space="preserve"> (</w:t>
       </w:r>
-      <w:hyperlink w:history="1" r:id="rIdihga_ohpdfg3jtizfl5vw">
+      <w:hyperlink w:history="1" r:id="rIdghep9t6gsjrouubcfbbrp">
         <w:r>
           <w:rPr>
             <w:rFonts w:ascii="Arial" w:cs="Arial" w:eastAsia="Arial" w:hAnsi="Arial"/>
